--- a/Cafeteria_Menu_Display_Using_ServiceNow-main/Project Documents/5. Project Development Phase/Performance Testing/Model Perfomance Report.docx
+++ b/Cafeteria_Menu_Display_Using_ServiceNow-main/Project Documents/5. Project Development Phase/Performance Testing/Model Perfomance Report.docx
@@ -101,6 +101,12 @@
             <w:insideH w:val="single" w:color="000000" w:sz="4" w:space="0"/>
             <w:insideV w:val="single" w:color="000000" w:sz="4" w:space="0"/>
           </w:tblBorders>
+          <w:tblCellMar>
+            <w:top w:w="0" w:type="dxa"/>
+            <w:left w:w="108" w:type="dxa"/>
+            <w:bottom w:w="0" w:type="dxa"/>
+            <w:right w:w="108" w:type="dxa"/>
+          </w:tblCellMar>
         </w:tblPrEx>
         <w:trPr>
           <w:trHeight w:hRule="atLeast" w:val="20"/>
@@ -109,7 +115,7 @@
           <w:tcPr>
             <w:tcW w:w="4508" w:type="dxa"/>
             <w:tcBorders/>
-            <w:shd w:fill="auto" w:color="auto"/>
+            <w:shd w:fill="auto" w:color="auto" w:val="clear"/>
             <w:vAlign w:val="top"/>
           </w:tcPr>
           <w:p>
@@ -134,7 +140,7 @@
           <w:tcPr>
             <w:tcW w:w="4508" w:type="dxa"/>
             <w:tcBorders/>
-            <w:shd w:fill="auto" w:color="auto"/>
+            <w:shd w:fill="auto" w:color="auto" w:val="clear"/>
             <w:vAlign w:val="top"/>
           </w:tcPr>
           <w:p>
@@ -166,6 +172,12 @@
             <w:insideH w:val="single" w:color="000000" w:sz="4" w:space="0"/>
             <w:insideV w:val="single" w:color="000000" w:sz="4" w:space="0"/>
           </w:tblBorders>
+          <w:tblCellMar>
+            <w:top w:w="0" w:type="dxa"/>
+            <w:left w:w="108" w:type="dxa"/>
+            <w:bottom w:w="0" w:type="dxa"/>
+            <w:right w:w="108" w:type="dxa"/>
+          </w:tblCellMar>
         </w:tblPrEx>
         <w:trPr>
           <w:trHeight w:hRule="atLeast" w:val="20"/>
@@ -174,7 +186,7 @@
           <w:tcPr>
             <w:tcW w:w="4508" w:type="dxa"/>
             <w:tcBorders/>
-            <w:shd w:fill="auto" w:color="auto"/>
+            <w:shd w:fill="auto" w:color="auto" w:val="clear"/>
             <w:vAlign w:val="top"/>
           </w:tcPr>
           <w:p>
@@ -199,7 +211,7 @@
           <w:tcPr>
             <w:tcW w:w="4508" w:type="dxa"/>
             <w:tcBorders/>
-            <w:shd w:fill="auto" w:color="auto"/>
+            <w:shd w:fill="auto" w:color="auto" w:val="clear"/>
             <w:vAlign w:val="top"/>
           </w:tcPr>
           <w:p>
@@ -231,6 +243,12 @@
             <w:insideH w:val="single" w:color="000000" w:sz="4" w:space="0"/>
             <w:insideV w:val="single" w:color="000000" w:sz="4" w:space="0"/>
           </w:tblBorders>
+          <w:tblCellMar>
+            <w:top w:w="0" w:type="dxa"/>
+            <w:left w:w="108" w:type="dxa"/>
+            <w:bottom w:w="0" w:type="dxa"/>
+            <w:right w:w="108" w:type="dxa"/>
+          </w:tblCellMar>
         </w:tblPrEx>
         <w:trPr>
           <w:trHeight w:hRule="atLeast" w:val="20"/>
@@ -239,7 +257,7 @@
           <w:tcPr>
             <w:tcW w:w="4508" w:type="dxa"/>
             <w:tcBorders/>
-            <w:shd w:fill="auto" w:color="auto"/>
+            <w:shd w:fill="auto" w:color="auto" w:val="clear"/>
             <w:vAlign w:val="top"/>
           </w:tcPr>
           <w:p>
@@ -264,7 +282,7 @@
           <w:tcPr>
             <w:tcW w:w="4508" w:type="dxa"/>
             <w:tcBorders/>
-            <w:shd w:fill="auto" w:color="auto"/>
+            <w:shd w:fill="auto" w:color="auto" w:val="clear"/>
             <w:vAlign w:val="top"/>
           </w:tcPr>
           <w:p>
@@ -296,6 +314,12 @@
             <w:insideH w:val="single" w:color="000000" w:sz="4" w:space="0"/>
             <w:insideV w:val="single" w:color="000000" w:sz="4" w:space="0"/>
           </w:tblBorders>
+          <w:tblCellMar>
+            <w:top w:w="0" w:type="dxa"/>
+            <w:left w:w="108" w:type="dxa"/>
+            <w:bottom w:w="0" w:type="dxa"/>
+            <w:right w:w="108" w:type="dxa"/>
+          </w:tblCellMar>
         </w:tblPrEx>
         <w:trPr>
           <w:trHeight w:hRule="atLeast" w:val="20"/>
@@ -304,7 +328,7 @@
           <w:tcPr>
             <w:tcW w:w="4508" w:type="dxa"/>
             <w:tcBorders/>
-            <w:shd w:fill="auto" w:color="auto"/>
+            <w:shd w:fill="auto" w:color="auto" w:val="clear"/>
             <w:vAlign w:val="top"/>
           </w:tcPr>
           <w:p>
@@ -329,7 +353,7 @@
           <w:tcPr>
             <w:tcW w:w="4508" w:type="dxa"/>
             <w:tcBorders/>
-            <w:shd w:fill="auto" w:color="auto"/>
+            <w:shd w:fill="auto" w:color="auto" w:val="clear"/>
             <w:vAlign w:val="top"/>
           </w:tcPr>
           <w:p>
@@ -433,6 +457,12 @@
             <w:insideH w:val="single" w:color="000000" w:sz="4" w:space="0"/>
             <w:insideV w:val="single" w:color="000000" w:sz="4" w:space="0"/>
           </w:tblBorders>
+          <w:tblCellMar>
+            <w:top w:w="0" w:type="dxa"/>
+            <w:left w:w="108" w:type="dxa"/>
+            <w:bottom w:w="0" w:type="dxa"/>
+            <w:right w:w="108" w:type="dxa"/>
+          </w:tblCellMar>
         </w:tblPrEx>
         <w:trPr>
           <w:trHeight w:hRule="atLeast" w:val="557"/>
@@ -446,7 +476,7 @@
               <w:bottom w:val="single" w:color="000000" w:sz="6" w:space="0"/>
               <w:right w:val="single" w:color="000000" w:sz="6" w:space="0"/>
             </w:tcBorders>
-            <w:shd w:fill="auto" w:color="auto"/>
+            <w:shd w:fill="auto" w:color="auto" w:val="clear"/>
             <w:vAlign w:val="center"/>
           </w:tcPr>
           <w:p>
@@ -479,7 +509,7 @@
               <w:bottom w:val="single" w:color="000000" w:sz="6" w:space="0"/>
               <w:right w:val="single" w:color="000000" w:sz="6" w:space="0"/>
             </w:tcBorders>
-            <w:shd w:fill="auto" w:color="auto"/>
+            <w:shd w:fill="auto" w:color="auto" w:val="clear"/>
             <w:vAlign w:val="center"/>
           </w:tcPr>
           <w:p>
@@ -512,7 +542,7 @@
               <w:bottom w:val="single" w:color="000000" w:sz="6" w:space="0"/>
               <w:right w:val="single" w:color="000000" w:sz="6" w:space="0"/>
             </w:tcBorders>
-            <w:shd w:fill="auto" w:color="auto"/>
+            <w:shd w:fill="auto" w:color="auto" w:val="clear"/>
             <w:vAlign w:val="center"/>
           </w:tcPr>
           <w:p>
@@ -540,7 +570,7 @@
           <w:tcPr>
             <w:tcW w:w="3990" w:type="dxa"/>
             <w:tcBorders/>
-            <w:shd w:fill="auto" w:color="auto"/>
+            <w:shd w:fill="auto" w:color="auto" w:val="clear"/>
             <w:vAlign w:val="center"/>
           </w:tcPr>
           <w:p>
@@ -574,6 +604,12 @@
             <w:insideH w:val="single" w:color="000000" w:sz="4" w:space="0"/>
             <w:insideV w:val="single" w:color="000000" w:sz="4" w:space="0"/>
           </w:tblBorders>
+          <w:tblCellMar>
+            <w:top w:w="0" w:type="dxa"/>
+            <w:left w:w="108" w:type="dxa"/>
+            <w:bottom w:w="0" w:type="dxa"/>
+            <w:right w:w="108" w:type="dxa"/>
+          </w:tblCellMar>
         </w:tblPrEx>
         <w:trPr>
           <w:trHeight w:hRule="atLeast" w:val="2947"/>
@@ -587,7 +623,7 @@
               <w:bottom w:val="single" w:color="000000" w:sz="6" w:space="0"/>
               <w:right w:val="single" w:color="000000" w:sz="6" w:space="0"/>
             </w:tcBorders>
-            <w:shd w:fill="auto" w:color="auto"/>
+            <w:shd w:fill="auto" w:color="auto" w:val="clear"/>
             <w:vAlign w:val="center"/>
           </w:tcPr>
           <w:p>
@@ -596,7 +632,7 @@
               <w:pStyle w:val="Normal"/>
               <w:numPr>
                 <w:ilvl w:val="0"/>
-                <w:numId w:val="2"/>
+                <w:numId w:val="1"/>
               </w:numPr>
               <w:spacing w:after="160" w:line="259" w:lineRule="auto"/>
               <w:ind w:hanging="360"/>
@@ -627,7 +663,7 @@
               <w:bottom w:val="single" w:color="000000" w:sz="6" w:space="0"/>
               <w:right w:val="single" w:color="000000" w:sz="6" w:space="0"/>
             </w:tcBorders>
-            <w:shd w:fill="auto" w:color="auto"/>
+            <w:shd w:fill="auto" w:color="auto" w:val="clear"/>
             <w:vAlign w:val="center"/>
           </w:tcPr>
           <w:p>
@@ -660,7 +696,7 @@
               <w:bottom w:val="single" w:color="000000" w:sz="6" w:space="0"/>
               <w:right w:val="single" w:color="000000" w:sz="6" w:space="0"/>
             </w:tcBorders>
-            <w:shd w:fill="auto" w:color="auto"/>
+            <w:shd w:fill="auto" w:color="auto" w:val="clear"/>
             <w:vAlign w:val="center"/>
           </w:tcPr>
           <w:p>
@@ -686,7 +722,7 @@
           <w:tcPr>
             <w:tcW w:w="3990" w:type="dxa"/>
             <w:tcBorders/>
-            <w:shd w:fill="auto" w:color="auto"/>
+            <w:shd w:fill="auto" w:color="auto" w:val="clear"/>
             <w:vAlign w:val="center"/>
           </w:tcPr>
           <w:p>
@@ -770,6 +806,12 @@
             <w:insideH w:val="single" w:color="000000" w:sz="4" w:space="0"/>
             <w:insideV w:val="single" w:color="000000" w:sz="4" w:space="0"/>
           </w:tblBorders>
+          <w:tblCellMar>
+            <w:top w:w="0" w:type="dxa"/>
+            <w:left w:w="108" w:type="dxa"/>
+            <w:bottom w:w="0" w:type="dxa"/>
+            <w:right w:w="108" w:type="dxa"/>
+          </w:tblCellMar>
         </w:tblPrEx>
         <w:trPr>
           <w:trHeight w:hRule="atLeast" w:val="2706"/>
@@ -783,7 +825,7 @@
               <w:bottom w:val="single" w:color="000000" w:sz="6" w:space="0"/>
               <w:right w:val="single" w:color="000000" w:sz="6" w:space="0"/>
             </w:tcBorders>
-            <w:shd w:fill="auto" w:color="auto"/>
+            <w:shd w:fill="auto" w:color="auto" w:val="clear"/>
             <w:vAlign w:val="center"/>
           </w:tcPr>
           <w:p>
@@ -792,7 +834,7 @@
               <w:pStyle w:val="Normal"/>
               <w:numPr>
                 <w:ilvl w:val="0"/>
-                <w:numId w:val="2"/>
+                <w:numId w:val="1"/>
               </w:numPr>
               <w:spacing w:after="160" w:line="259" w:lineRule="auto"/>
               <w:ind w:hanging="360"/>
@@ -823,7 +865,7 @@
               <w:bottom w:val="single" w:color="000000" w:sz="6" w:space="0"/>
               <w:right w:val="single" w:color="000000" w:sz="6" w:space="0"/>
             </w:tcBorders>
-            <w:shd w:fill="auto" w:color="auto"/>
+            <w:shd w:fill="auto" w:color="auto" w:val="clear"/>
             <w:vAlign w:val="center"/>
           </w:tcPr>
           <w:p>
@@ -856,7 +898,7 @@
               <w:bottom w:val="single" w:color="000000" w:sz="6" w:space="0"/>
               <w:right w:val="single" w:color="000000" w:sz="6" w:space="0"/>
             </w:tcBorders>
-            <w:shd w:fill="auto" w:color="auto"/>
+            <w:shd w:fill="auto" w:color="auto" w:val="clear"/>
             <w:vAlign w:val="center"/>
           </w:tcPr>
           <w:p>
@@ -891,7 +933,7 @@
           <w:tcPr>
             <w:tcW w:w="3990" w:type="dxa"/>
             <w:tcBorders/>
-            <w:shd w:fill="auto" w:color="auto"/>
+            <w:shd w:fill="auto" w:color="auto" w:val="clear"/>
             <w:vAlign w:val="center"/>
           </w:tcPr>
           <w:p>
@@ -964,6 +1006,12 @@
             <w:insideH w:val="single" w:color="000000" w:sz="4" w:space="0"/>
             <w:insideV w:val="single" w:color="000000" w:sz="4" w:space="0"/>
           </w:tblBorders>
+          <w:tblCellMar>
+            <w:top w:w="0" w:type="dxa"/>
+            <w:left w:w="108" w:type="dxa"/>
+            <w:bottom w:w="0" w:type="dxa"/>
+            <w:right w:w="108" w:type="dxa"/>
+          </w:tblCellMar>
         </w:tblPrEx>
         <w:trPr>
           <w:trHeight w:hRule="atLeast" w:val="2376"/>
@@ -977,7 +1025,7 @@
               <w:bottom w:val="single" w:color="000000" w:sz="6" w:space="0"/>
               <w:right w:val="single" w:color="000000" w:sz="6" w:space="0"/>
             </w:tcBorders>
-            <w:shd w:fill="auto" w:color="auto"/>
+            <w:shd w:fill="auto" w:color="auto" w:val="clear"/>
             <w:vAlign w:val="center"/>
           </w:tcPr>
           <w:p>
@@ -1011,7 +1059,7 @@
               <w:bottom w:val="single" w:color="000000" w:sz="6" w:space="0"/>
               <w:right w:val="single" w:color="000000" w:sz="6" w:space="0"/>
             </w:tcBorders>
-            <w:shd w:fill="auto" w:color="auto"/>
+            <w:shd w:fill="auto" w:color="auto" w:val="clear"/>
             <w:vAlign w:val="center"/>
           </w:tcPr>
           <w:p>
@@ -1045,7 +1093,7 @@
               <w:bottom w:val="single" w:color="000000" w:sz="6" w:space="0"/>
               <w:right w:val="single" w:color="000000" w:sz="6" w:space="0"/>
             </w:tcBorders>
-            <w:shd w:fill="auto" w:color="auto"/>
+            <w:shd w:fill="auto" w:color="auto" w:val="clear"/>
             <w:vAlign w:val="center"/>
           </w:tcPr>
           <w:p>
@@ -1088,7 +1136,7 @@
                 <w:rFonts w:ascii="Calibri" w:hAnsi="Calibri" w:cs="Calibri"/>
                 <w:color w:val="1F1F1F"/>
               </w:rPr>
-              <w:t xml:space="preserve"> (System is 96% confident that menu items display correctly with accurate prices and availability status).</w:t>
+              <w:t xml:space="preserve"> (System is 96% confident that menu items display correctly with accurate prices and availability status)</w:t>
             </w:r>
           </w:p>
         </w:tc>
@@ -1096,7 +1144,7 @@
           <w:tcPr>
             <w:tcW w:w="3990" w:type="dxa"/>
             <w:tcBorders/>
-            <w:shd w:fill="auto" w:color="auto"/>
+            <w:shd w:fill="auto" w:color="auto" w:val="clear"/>
             <w:vAlign w:val="center"/>
           </w:tcPr>
           <w:p>
@@ -1293,7 +1341,7 @@
 
 <file path=word/numbering.xml><?xml version="1.0" encoding="utf-8"?>
 <w:numbering xmlns:wpc="http://schemas.microsoft.com/office/word/2010/wordprocessingCanvas" xmlns:mc="http://schemas.openxmlformats.org/markup-compatibility/2006" xmlns:o="urn:schemas-microsoft-com:office:office" xmlns:r="http://schemas.openxmlformats.org/officeDocument/2006/relationships" xmlns:m="http://schemas.openxmlformats.org/officeDocument/2006/math" xmlns:v="urn:schemas-microsoft-com:vml" xmlns:wp14="http://schemas.microsoft.com/office/word/2010/wordprocessingDrawing" xmlns:wp="http://schemas.openxmlformats.org/drawingml/2006/wordprocessingDrawing" xmlns:w10="urn:schemas-microsoft-com:office:word" xmlns:w="http://schemas.openxmlformats.org/wordprocessingml/2006/main" xmlns:w14="http://schemas.microsoft.com/office/word/2010/wordml" xmlns:w15="http://schemas.microsoft.com/office/word/2012/wordml" xmlns:wpg="http://schemas.microsoft.com/office/word/2010/wordprocessingGroup" xmlns:wpi="http://schemas.microsoft.com/office/word/2010/wordprocessingInk" xmlns:wne="http://schemas.microsoft.com/office/word/2006/wordml" xmlns:wps="http://schemas.microsoft.com/office/word/2010/wordprocessingShape" mc:Ignorable="w14 w15 wp14">
-  <w:abstractNum w:abstractNumId="1">
+  <w:abstractNum w:abstractNumId="0">
     <w:nsid w:val="53EF4EA8"/>
     <w:lvl w:ilvl="0">
       <w:start w:val="1"/>
@@ -1422,8 +1470,8 @@
       </w:rPr>
     </w:lvl>
   </w:abstractNum>
-  <w:num w:numId="2">
-    <w:abstractNumId w:val="1"/>
+  <w:num w:numId="1">
+    <w:abstractNumId w:val="0"/>
   </w:num>
 </w:numbering>
 </file>
